--- a/CÔNG TY TNHH SẢN XUẤT LI XING/ThayDoiCSH_DDPL/HoSo1_Hop dong chuyen nhuong.docx
+++ b/CÔNG TY TNHH SẢN XUẤT LI XING/ThayDoiCSH_DDPL/HoSo1_Hop dong chuyen nhuong.docx
@@ -157,7 +157,7 @@
           <w:sz w:val="26"/>
           <w:szCs w:val="26"/>
         </w:rPr>
-        <w:t>2</w:t>
+        <w:t>16</w:t>
       </w:r>
       <w:r>
         <w:rPr>
@@ -205,7 +205,7 @@
           <w:sz w:val="26"/>
           <w:szCs w:val="26"/>
         </w:rPr>
-        <w:t>CÔNG TY TNHH FELIZ THỌ LẬP HOTEL</w:t>
+        <w:t>CÔNG TY TNHH SẢN XUẤT LI XING</w:t>
       </w:r>
       <w:r>
         <w:rPr>
@@ -221,7 +221,7 @@
           <w:sz w:val="26"/>
           <w:szCs w:val="26"/>
         </w:rPr>
-        <w:t>Số 80 Đường D8, Khu dân cư Chánh Nghĩa, Phường Thủ Dầu Một, Thành phố Hồ Chí Minh, Việt Nam</w:t>
+        <w:t>139 Đường Uyên Hưng 24, Khu phố 6, Phường Tân Uyên, Thành phố Hồ Chí Minh, Việt Nam</w:t>
       </w:r>
     </w:p>
     <w:p>
@@ -301,15 +301,15 @@
           <w:sz w:val="26"/>
           <w:szCs w:val="26"/>
         </w:rPr>
-        <w:t xml:space="preserve">Họ tên: </w:t>
-      </w:r>
-      <w:r>
-        <w:rPr>
-          <w:rFonts w:ascii="Times New Roman" w:hAnsi="Times New Roman"/>
-          <w:sz w:val="26"/>
-          <w:szCs w:val="26"/>
-        </w:rPr>
-        <w:t>PHẠM PHÚ KHÁNH</w:t>
+        <w:t>Họ tên</w:t>
+      </w:r>
+      <w:r>
+        <w:rPr>
+          <w:rFonts w:ascii="Times New Roman" w:hAnsi="Times New Roman"/>
+          <w:sz w:val="26"/>
+          <w:szCs w:val="26"/>
+        </w:rPr>
+        <w:t>: NGUYỄN VĂN VỊNH</w:t>
       </w:r>
       <w:r>
         <w:rPr>
@@ -369,7 +369,7 @@
           <w:szCs w:val="26"/>
           <w:lang w:val="sv-SE"/>
         </w:rPr>
-        <w:t>20/05/1984</w:t>
+        <w:t>10/12/1985</w:t>
       </w:r>
       <w:r>
         <w:rPr>
@@ -447,7 +447,63 @@
           <w:sz w:val="26"/>
           <w:szCs w:val="26"/>
         </w:rPr>
-        <w:t>Số định danh cá nhân: 052084001586</w:t>
+        <w:t>C</w:t>
+      </w:r>
+      <w:r>
+        <w:rPr>
+          <w:rFonts w:ascii="Times New Roman" w:hAnsi="Times New Roman"/>
+          <w:sz w:val="26"/>
+          <w:szCs w:val="26"/>
+        </w:rPr>
+        <w:t>ăn cước</w:t>
+      </w:r>
+      <w:r>
+        <w:rPr>
+          <w:rFonts w:ascii="Times New Roman" w:hAnsi="Times New Roman"/>
+          <w:sz w:val="26"/>
+          <w:szCs w:val="26"/>
+        </w:rPr>
+        <w:t xml:space="preserve"> số: </w:t>
+      </w:r>
+      <w:r>
+        <w:rPr>
+          <w:rFonts w:ascii="Times New Roman" w:hAnsi="Times New Roman"/>
+          <w:sz w:val="28"/>
+          <w:szCs w:val="28"/>
+        </w:rPr>
+        <w:t>074200006764</w:t>
+      </w:r>
+      <w:r>
+        <w:rPr>
+          <w:rFonts w:ascii="Times New Roman" w:hAnsi="Times New Roman"/>
+          <w:sz w:val="26"/>
+          <w:szCs w:val="26"/>
+        </w:rPr>
+        <w:t xml:space="preserve">, Ngày cấp: </w:t>
+      </w:r>
+      <w:r>
+        <w:rPr>
+          <w:rFonts w:ascii="Times New Roman" w:hAnsi="Times New Roman"/>
+          <w:sz w:val="26"/>
+          <w:szCs w:val="26"/>
+        </w:rPr>
+        <w:t>28/06/2021</w:t>
+      </w:r>
+      <w:r>
+        <w:rPr>
+          <w:rFonts w:ascii="Times New Roman" w:hAnsi="Times New Roman"/>
+          <w:sz w:val="26"/>
+          <w:szCs w:val="26"/>
+        </w:rPr>
+        <w:t xml:space="preserve">, Nơi cấp: </w:t>
+      </w:r>
+      <w:r>
+        <w:rPr>
+          <w:rFonts w:ascii="Times New Roman" w:hAnsi="Times New Roman"/>
+          <w:sz w:val="26"/>
+          <w:szCs w:val="26"/>
+        </w:rPr>
+        <w:t>Cục Cảnh sát Quản lý Hành chính Về Trật Tự Xã Hội</w:t>
       </w:r>
     </w:p>
     <w:p>
@@ -470,7 +526,46 @@
           <w:sz w:val="26"/>
           <w:szCs w:val="26"/>
         </w:rPr>
-        <w:t>Địa chỉ liên lạc: Số 10/6L, Tổ 6, Khu 2, Phường Phú Lợi, Thành phố Hồ Chí Minh, Việt Nam</w:t>
+        <w:t xml:space="preserve">Địa chỉ thường trú:   </w:t>
+      </w:r>
+      <w:r>
+        <w:rPr>
+          <w:rFonts w:ascii="Times New Roman" w:hAnsi="Times New Roman"/>
+          <w:sz w:val="26"/>
+          <w:szCs w:val="26"/>
+        </w:rPr>
+        <w:t>Tổ 13B, ấp Tân Lập, phường Long Nguyên, Thành phố Hồ Chí Minh, Việt Nam</w:t>
+      </w:r>
+    </w:p>
+    <w:p>
+      <w:pPr>
+        <w:tabs>
+          <w:tab w:val="left" w:leader="dot" w:pos="8789"/>
+        </w:tabs>
+        <w:spacing w:before="120"/>
+        <w:rPr>
+          <w:rFonts w:ascii="Times New Roman" w:eastAsia="Times New Roman" w:hAnsi="Times New Roman"/>
+          <w:color w:val="000000" w:themeColor="text1"/>
+          <w:sz w:val="26"/>
+          <w:szCs w:val="26"/>
+          <w:lang w:val="vi-VN" w:eastAsia="zh-CN"/>
+        </w:rPr>
+      </w:pPr>
+      <w:r>
+        <w:rPr>
+          <w:rFonts w:ascii="Times New Roman" w:hAnsi="Times New Roman"/>
+          <w:sz w:val="26"/>
+          <w:szCs w:val="26"/>
+        </w:rPr>
+        <w:t xml:space="preserve">Chỗ ở hiện tại: </w:t>
+      </w:r>
+      <w:r>
+        <w:rPr>
+          <w:rFonts w:ascii="Times New Roman" w:hAnsi="Times New Roman"/>
+          <w:sz w:val="26"/>
+          <w:szCs w:val="26"/>
+        </w:rPr>
+        <w:t>Tổ 13B, ấp Tân Lập, phường Long Nguyên, Thành phố Hồ Chí Minh, Việt Nam</w:t>
       </w:r>
     </w:p>
     <w:p>
@@ -547,7 +642,7 @@
           <w:sz w:val="26"/>
           <w:szCs w:val="26"/>
         </w:rPr>
-        <w:t>PHẠM THANH SƠN</w:t>
+        <w:t>LÊ THỊ BÍCH TIỀN</w:t>
       </w:r>
       <w:r>
         <w:rPr>
@@ -572,7 +667,7 @@
           <w:sz w:val="26"/>
           <w:szCs w:val="26"/>
         </w:rPr>
-        <w:t>am</w:t>
+        <w:t>ữ</w:t>
       </w:r>
     </w:p>
     <w:p>
@@ -602,7 +697,7 @@
           <w:sz w:val="26"/>
           <w:szCs w:val="26"/>
         </w:rPr>
-        <w:t>23/01/2000</w:t>
+        <w:t>14/10/1993</w:t>
       </w:r>
       <w:r>
         <w:rPr>
@@ -682,7 +777,7 @@
           <w:sz w:val="28"/>
           <w:szCs w:val="28"/>
         </w:rPr>
-        <w:t>074200006764</w:t>
+        <w:t>084193008791</w:t>
       </w:r>
       <w:r>
         <w:rPr>
@@ -698,7 +793,7 @@
           <w:sz w:val="26"/>
           <w:szCs w:val="26"/>
         </w:rPr>
-        <w:t>25/11/2024</w:t>
+        <w:t>09/08/2022</w:t>
       </w:r>
       <w:r>
         <w:rPr>
@@ -714,7 +809,7 @@
           <w:sz w:val="26"/>
           <w:szCs w:val="26"/>
         </w:rPr>
-        <w:t>BỘ CÔNG AN</w:t>
+        <w:t>Cục Cảnh sát Quản lý Hành chính Về Trật Tự Xã Hội</w:t>
       </w:r>
     </w:p>
     <w:p>
@@ -745,7 +840,7 @@
           <w:sz w:val="26"/>
           <w:szCs w:val="26"/>
         </w:rPr>
-        <w:t>Số Nhà 8/8, Bình Quới B, Phường Thuận Giao, Thành phố Hồ Chí Minh, Việt Nam</w:t>
+        <w:t>SỐ NHÀ 270, ẤP MAI HƯƠNG, Xã Vinh Kim, Tỉnh Vĩnh Long</w:t>
       </w:r>
     </w:p>
     <w:p>
@@ -777,7 +872,7 @@
           <w:sz w:val="26"/>
           <w:szCs w:val="26"/>
         </w:rPr>
-        <w:t>Số Nhà 8/8, Bình Quới B, Phường Thuận Giao, Thành phố Hồ Chí Minh, Việt Nam</w:t>
+        <w:t>SỐ NHÀ 270, ẤP MAI HƯƠNG, Xã Vinh Kim, Tỉnh Vĩnh Long</w:t>
       </w:r>
     </w:p>
     <w:p>
@@ -885,7 +980,7 @@
           <w:sz w:val="26"/>
           <w:szCs w:val="26"/>
         </w:rPr>
-        <w:t>PHẠM PHÚ KHÁNH</w:t>
+        <w:t>NGUYỄN VĂN VỊNH</w:t>
       </w:r>
       <w:r>
         <w:rPr>
@@ -909,7 +1004,7 @@
           <w:sz w:val="26"/>
           <w:szCs w:val="26"/>
         </w:rPr>
-        <w:t>CÔNG TY TNHH FELIZ THỌ LẬP HOTEL</w:t>
+        <w:t>CÔNG TY TNHH SẢN XUẤT LI XING</w:t>
       </w:r>
       <w:r>
         <w:rPr>
@@ -925,31 +1020,438 @@
           <w:sz w:val="26"/>
           <w:szCs w:val="26"/>
         </w:rPr>
-        <w:t>3</w:t>
-      </w:r>
-      <w:r>
-        <w:rPr>
-          <w:rFonts w:ascii="Times New Roman" w:hAnsi="Times New Roman"/>
-          <w:sz w:val="26"/>
-          <w:szCs w:val="26"/>
-        </w:rPr>
-        <w:t>.000.000.000</w:t>
-      </w:r>
-      <w:r>
-        <w:rPr>
-          <w:rFonts w:ascii="Times New Roman" w:hAnsi="Times New Roman"/>
-          <w:sz w:val="26"/>
-          <w:szCs w:val="26"/>
+        <w:t>28.800.000.000 đồng</w:t>
+      </w:r>
+      <w:r>
+        <w:rPr>
+          <w:rFonts w:ascii="Times New Roman" w:hAnsi="Times New Roman"/>
+          <w:sz w:val="26"/>
+          <w:szCs w:val="26"/>
+        </w:rPr>
+        <w:t xml:space="preserve"> (</w:t>
+      </w:r>
+      <w:r>
+        <w:rPr>
+          <w:rFonts w:ascii="Times New Roman" w:hAnsi="Times New Roman"/>
+          <w:sz w:val="26"/>
+          <w:szCs w:val="26"/>
+        </w:rPr>
+        <w:t>Hai mươi tám tỷ tám trăm triệu đồng</w:t>
+      </w:r>
+      <w:r>
+        <w:rPr>
+          <w:rFonts w:ascii="Times New Roman" w:hAnsi="Times New Roman"/>
+          <w:sz w:val="26"/>
+          <w:szCs w:val="26"/>
+        </w:rPr>
+        <w:t xml:space="preserve">), tương ứng với tỷ lệ </w:t>
+      </w:r>
+      <w:r>
+        <w:rPr>
+          <w:rFonts w:ascii="Times New Roman" w:hAnsi="Times New Roman"/>
+          <w:sz w:val="26"/>
+          <w:szCs w:val="26"/>
+        </w:rPr>
+        <w:t>10</w:t>
+      </w:r>
+      <w:r>
+        <w:rPr>
+          <w:rFonts w:ascii="Times New Roman" w:hAnsi="Times New Roman"/>
+          <w:sz w:val="26"/>
+          <w:szCs w:val="26"/>
+        </w:rPr>
+        <w:t xml:space="preserve">0% vốn điều lệ công </w:t>
+      </w:r>
+      <w:r>
+        <w:rPr>
+          <w:rFonts w:ascii="Times New Roman" w:hAnsi="Times New Roman"/>
+          <w:sz w:val="26"/>
+          <w:szCs w:val="26"/>
+        </w:rPr>
+        <w:lastRenderedPageBreak/>
+        <w:t xml:space="preserve">ty theo Giấy chứng nhận đăng ký doanh nghiệp số </w:t>
+      </w:r>
+      <w:r>
+        <w:rPr>
+          <w:rFonts w:ascii="Times New Roman" w:hAnsi="Times New Roman"/>
+          <w:sz w:val="26"/>
+          <w:szCs w:val="26"/>
+        </w:rPr>
+        <w:t xml:space="preserve">3702935793 </w:t>
+      </w:r>
+      <w:r>
+        <w:rPr>
+          <w:rFonts w:ascii="Times New Roman" w:hAnsi="Times New Roman"/>
+          <w:sz w:val="26"/>
+          <w:szCs w:val="26"/>
+        </w:rPr>
+        <w:t>do Phòng Đăng ký kinh doanh</w:t>
+      </w:r>
+      <w:r>
+        <w:rPr>
+          <w:rFonts w:ascii="Times New Roman" w:hAnsi="Times New Roman"/>
+          <w:sz w:val="26"/>
+          <w:szCs w:val="26"/>
+        </w:rPr>
+        <w:t xml:space="preserve"> – Sở </w:t>
+      </w:r>
+      <w:r>
+        <w:rPr>
+          <w:rFonts w:ascii="Times New Roman" w:hAnsi="Times New Roman"/>
+          <w:sz w:val="26"/>
+          <w:szCs w:val="26"/>
+        </w:rPr>
+        <w:t>Tài chính Thành phố Hồ Chí Minh</w:t>
+      </w:r>
+      <w:r>
+        <w:rPr>
+          <w:rFonts w:ascii="Times New Roman" w:hAnsi="Times New Roman"/>
+          <w:sz w:val="26"/>
+          <w:szCs w:val="26"/>
+        </w:rPr>
+        <w:t xml:space="preserve"> cấp </w:t>
+      </w:r>
+      <w:r>
+        <w:rPr>
+          <w:rFonts w:ascii="Times New Roman" w:hAnsi="Times New Roman"/>
+          <w:sz w:val="26"/>
+          <w:szCs w:val="26"/>
+        </w:rPr>
+        <w:t xml:space="preserve">lần </w:t>
+      </w:r>
+      <w:r>
+        <w:rPr>
+          <w:rFonts w:ascii="Times New Roman" w:hAnsi="Times New Roman"/>
+          <w:sz w:val="26"/>
+          <w:szCs w:val="26"/>
+        </w:rPr>
+        <w:t>5, ngày 14 tháng 08 năm 2023</w:t>
+      </w:r>
+    </w:p>
+    <w:p>
+      <w:pPr>
+        <w:jc w:val="both"/>
+        <w:rPr>
+          <w:rFonts w:ascii="Times New Roman" w:hAnsi="Times New Roman"/>
+          <w:sz w:val="26"/>
+          <w:szCs w:val="26"/>
+        </w:rPr>
+      </w:pPr>
+      <w:r>
+        <w:rPr>
+          <w:rFonts w:ascii="Times New Roman" w:eastAsia="Times New Roman" w:hAnsi="Times New Roman"/>
+          <w:b/>
+          <w:color w:val="000000" w:themeColor="text1"/>
+          <w:sz w:val="26"/>
+          <w:szCs w:val="26"/>
+          <w:u w:val="single"/>
+          <w:lang w:val="sv-SE"/>
+        </w:rPr>
+        <w:t>Điều 2:</w:t>
+      </w:r>
+      <w:r>
+        <w:rPr>
+          <w:rFonts w:ascii="Times New Roman" w:eastAsia="Times New Roman" w:hAnsi="Times New Roman"/>
+          <w:color w:val="000000" w:themeColor="text1"/>
+          <w:sz w:val="26"/>
+          <w:szCs w:val="26"/>
+          <w:lang w:val="sv-SE"/>
+        </w:rPr>
+        <w:t xml:space="preserve"> Hai bên cùng </w:t>
+      </w:r>
+      <w:r>
+        <w:rPr>
+          <w:rFonts w:ascii="Times New Roman" w:eastAsia="Times New Roman" w:hAnsi="Times New Roman"/>
+          <w:color w:val="000000" w:themeColor="text1"/>
+          <w:sz w:val="26"/>
+          <w:szCs w:val="26"/>
+          <w:lang w:val="sv-SE"/>
+        </w:rPr>
+        <w:t xml:space="preserve">thỏa thuận chuyển nhượng </w:t>
+      </w:r>
+      <w:r>
+        <w:rPr>
+          <w:rFonts w:ascii="Times New Roman" w:eastAsia="Times New Roman" w:hAnsi="Times New Roman"/>
+          <w:color w:val="000000" w:themeColor="text1"/>
+          <w:sz w:val="26"/>
+          <w:szCs w:val="26"/>
+          <w:lang w:val="sv-SE"/>
+        </w:rPr>
+        <w:t>phần</w:t>
+      </w:r>
+      <w:r>
+        <w:rPr>
+          <w:rFonts w:ascii="Times New Roman" w:eastAsia="Times New Roman" w:hAnsi="Times New Roman"/>
+          <w:color w:val="000000" w:themeColor="text1"/>
+          <w:sz w:val="26"/>
+          <w:szCs w:val="26"/>
+          <w:lang w:val="sv-SE"/>
+        </w:rPr>
+        <w:t xml:space="preserve"> vốn góp </w:t>
+      </w:r>
+      <w:r>
+        <w:rPr>
+          <w:rFonts w:ascii="Times New Roman" w:eastAsia="Times New Roman" w:hAnsi="Times New Roman"/>
+          <w:color w:val="000000" w:themeColor="text1"/>
+          <w:sz w:val="26"/>
+          <w:szCs w:val="26"/>
+          <w:lang w:val="sv-SE"/>
+        </w:rPr>
+        <w:t xml:space="preserve"> là </w:t>
+      </w:r>
+      <w:r>
+        <w:rPr>
+          <w:rFonts w:ascii="Times New Roman" w:hAnsi="Times New Roman"/>
+          <w:sz w:val="26"/>
+          <w:szCs w:val="26"/>
+        </w:rPr>
+        <w:t>28.800.000.000 đồng</w:t>
+      </w:r>
+      <w:r>
+        <w:rPr>
+          <w:rFonts w:ascii="Times New Roman" w:hAnsi="Times New Roman"/>
+          <w:sz w:val="26"/>
+          <w:szCs w:val="26"/>
+        </w:rPr>
+        <w:t xml:space="preserve"> (</w:t>
+      </w:r>
+      <w:r>
+        <w:rPr>
+          <w:rFonts w:ascii="Times New Roman" w:hAnsi="Times New Roman"/>
+          <w:sz w:val="26"/>
+          <w:szCs w:val="26"/>
+        </w:rPr>
+        <w:t>Hai mươi tám tỷ tám trăm triệu đồng</w:t>
+      </w:r>
+      <w:r>
+        <w:rPr>
+          <w:rFonts w:ascii="Times New Roman" w:hAnsi="Times New Roman"/>
+          <w:sz w:val="26"/>
+          <w:szCs w:val="26"/>
+        </w:rPr>
+        <w:t>)</w:t>
+      </w:r>
+      <w:r>
+        <w:rPr>
+          <w:rFonts w:ascii="Times New Roman" w:hAnsi="Times New Roman"/>
+          <w:color w:val="000000" w:themeColor="text1"/>
+          <w:sz w:val="26"/>
+          <w:szCs w:val="26"/>
+          <w:lang w:val="sv-SE" w:eastAsia="zh-CN"/>
+        </w:rPr>
+        <w:t xml:space="preserve"> chiếm </w:t>
+      </w:r>
+      <w:r>
+        <w:rPr>
+          <w:rFonts w:ascii="Times New Roman" w:eastAsia="Times New Roman" w:hAnsi="Times New Roman"/>
+          <w:color w:val="000000" w:themeColor="text1"/>
+          <w:sz w:val="26"/>
+          <w:szCs w:val="26"/>
+          <w:lang w:val="sv-SE"/>
+        </w:rPr>
+        <w:t xml:space="preserve">tỷ lệ </w:t>
+      </w:r>
+      <w:r>
+        <w:rPr>
+          <w:rFonts w:ascii="Times New Roman" w:eastAsia="Times New Roman" w:hAnsi="Times New Roman"/>
+          <w:color w:val="000000" w:themeColor="text1"/>
+          <w:sz w:val="26"/>
+          <w:szCs w:val="26"/>
+          <w:lang w:val="sv-SE"/>
+        </w:rPr>
+        <w:t>10</w:t>
+      </w:r>
+      <w:r>
+        <w:rPr>
+          <w:rFonts w:ascii="Times New Roman" w:eastAsia="Times New Roman" w:hAnsi="Times New Roman"/>
+          <w:color w:val="000000" w:themeColor="text1"/>
+          <w:sz w:val="26"/>
+          <w:szCs w:val="26"/>
+          <w:lang w:val="sv-SE"/>
+        </w:rPr>
+        <w:t>0</w:t>
+      </w:r>
+      <w:r>
+        <w:rPr>
+          <w:rFonts w:ascii="Times New Roman" w:eastAsia="Times New Roman" w:hAnsi="Times New Roman"/>
+          <w:color w:val="000000" w:themeColor="text1"/>
+          <w:sz w:val="26"/>
+          <w:szCs w:val="26"/>
+          <w:lang w:val="sv-SE"/>
+        </w:rPr>
+        <w:t xml:space="preserve">% vốn điều lệ với giá chuyển nhượng là </w:t>
+      </w:r>
+      <w:r>
+        <w:rPr>
+          <w:rFonts w:ascii="Times New Roman" w:hAnsi="Times New Roman"/>
+          <w:sz w:val="26"/>
+          <w:szCs w:val="26"/>
+        </w:rPr>
+        <w:t>28.800.000.000 đồng</w:t>
+      </w:r>
+      <w:r>
+        <w:rPr>
+          <w:rFonts w:ascii="Times New Roman" w:hAnsi="Times New Roman"/>
+          <w:sz w:val="26"/>
+          <w:szCs w:val="26"/>
+        </w:rPr>
+        <w:t xml:space="preserve"> (</w:t>
+      </w:r>
+      <w:r>
+        <w:rPr>
+          <w:rFonts w:ascii="Times New Roman" w:hAnsi="Times New Roman"/>
+          <w:sz w:val="26"/>
+          <w:szCs w:val="26"/>
+        </w:rPr>
+        <w:t>Hai mươi tám tỷ tám trăm triệu đồng</w:t>
+      </w:r>
+      <w:r>
+        <w:rPr>
+          <w:rFonts w:ascii="Times New Roman" w:hAnsi="Times New Roman"/>
+          <w:sz w:val="26"/>
+          <w:szCs w:val="26"/>
+        </w:rPr>
+        <w:t>)</w:t>
+      </w:r>
+    </w:p>
+    <w:p>
+      <w:pPr>
+        <w:jc w:val="both"/>
+        <w:rPr>
+          <w:rFonts w:ascii="Times New Roman" w:eastAsia="Times New Roman" w:hAnsi="Times New Roman"/>
+          <w:color w:val="000000" w:themeColor="text1"/>
+          <w:sz w:val="26"/>
+          <w:szCs w:val="26"/>
+          <w:lang w:val="sv-SE"/>
+        </w:rPr>
+      </w:pPr>
+      <w:r>
+        <w:rPr>
+          <w:rFonts w:ascii="Times New Roman" w:eastAsia="Times New Roman" w:hAnsi="Times New Roman"/>
+          <w:color w:val="000000" w:themeColor="text1"/>
+          <w:sz w:val="26"/>
+          <w:szCs w:val="26"/>
+          <w:lang w:val="sv-SE"/>
+        </w:rPr>
+        <w:t xml:space="preserve">Phương thức thanh toán: </w:t>
+      </w:r>
+      <w:r>
+        <w:rPr>
+          <w:rFonts w:ascii="Times New Roman" w:eastAsia="Times New Roman" w:hAnsi="Times New Roman"/>
+          <w:color w:val="000000" w:themeColor="text1"/>
+          <w:sz w:val="26"/>
+          <w:szCs w:val="26"/>
+          <w:lang w:val="sv-SE"/>
+        </w:rPr>
+        <w:t>Bằng tài khoản ngân hàng hợp pháp</w:t>
+      </w:r>
+      <w:r>
+        <w:rPr>
+          <w:rFonts w:ascii="Times New Roman" w:eastAsia="Times New Roman" w:hAnsi="Times New Roman"/>
+          <w:color w:val="000000" w:themeColor="text1"/>
+          <w:sz w:val="26"/>
+          <w:szCs w:val="26"/>
+          <w:lang w:val="sv-SE"/>
+        </w:rPr>
+        <w:t>.</w:t>
+      </w:r>
+    </w:p>
+    <w:p>
+      <w:pPr>
+        <w:spacing w:after="120"/>
+        <w:jc w:val="both"/>
+        <w:rPr>
+          <w:rFonts w:ascii="Times New Roman" w:eastAsia="Times New Roman" w:hAnsi="Times New Roman"/>
+          <w:b/>
+          <w:color w:val="000000" w:themeColor="text1"/>
+          <w:sz w:val="26"/>
+          <w:szCs w:val="26"/>
+          <w:lang w:val="sv-SE"/>
+        </w:rPr>
+      </w:pPr>
+      <w:r>
+        <w:rPr>
+          <w:rFonts w:ascii="Times New Roman" w:eastAsia="Times New Roman" w:hAnsi="Times New Roman"/>
+          <w:b/>
+          <w:color w:val="000000" w:themeColor="text1"/>
+          <w:sz w:val="26"/>
+          <w:szCs w:val="26"/>
+          <w:u w:val="single"/>
+          <w:lang w:val="sv-SE"/>
+        </w:rPr>
+        <w:t>Điều 3:</w:t>
+      </w:r>
+      <w:r>
+        <w:rPr>
+          <w:rFonts w:ascii="Times New Roman" w:eastAsia="Times New Roman" w:hAnsi="Times New Roman"/>
+          <w:b/>
+          <w:color w:val="000000" w:themeColor="text1"/>
+          <w:sz w:val="26"/>
+          <w:szCs w:val="26"/>
+          <w:lang w:val="sv-SE"/>
         </w:rPr>
         <w:t xml:space="preserve"> </w:t>
       </w:r>
       <w:r>
         <w:rPr>
-          <w:rFonts w:ascii="Times New Roman" w:hAnsi="Times New Roman"/>
-          <w:sz w:val="26"/>
-          <w:szCs w:val="26"/>
-        </w:rPr>
-        <w:t>VNĐ</w:t>
+          <w:rFonts w:ascii="Times New Roman" w:eastAsia="Times New Roman" w:hAnsi="Times New Roman"/>
+          <w:color w:val="000000" w:themeColor="text1"/>
+          <w:sz w:val="26"/>
+          <w:szCs w:val="26"/>
+          <w:lang w:val="sv-SE"/>
+        </w:rPr>
+        <w:t>Phương thức và thời hạn giao nhận phần vốn góp</w:t>
+      </w:r>
+    </w:p>
+    <w:p>
+      <w:pPr>
+        <w:spacing w:after="120"/>
+        <w:jc w:val="both"/>
+        <w:rPr>
+          <w:rFonts w:ascii="Times New Roman" w:eastAsia="Times New Roman" w:hAnsi="Times New Roman"/>
+          <w:color w:val="000000" w:themeColor="text1"/>
+          <w:sz w:val="26"/>
+          <w:szCs w:val="26"/>
+          <w:lang w:val="sv-SE"/>
+        </w:rPr>
+      </w:pPr>
+      <w:r>
+        <w:rPr>
+          <w:rFonts w:ascii="Times New Roman" w:eastAsia="Times New Roman" w:hAnsi="Times New Roman"/>
+          <w:color w:val="000000" w:themeColor="text1"/>
+          <w:sz w:val="26"/>
+          <w:szCs w:val="26"/>
+          <w:lang w:val="sv-SE"/>
+        </w:rPr>
+        <w:t>Việc giao nhận  phần</w:t>
+      </w:r>
+      <w:r>
+        <w:rPr>
+          <w:rFonts w:ascii="Times New Roman" w:eastAsia="Times New Roman" w:hAnsi="Times New Roman"/>
+          <w:color w:val="000000" w:themeColor="text1"/>
+          <w:sz w:val="26"/>
+          <w:szCs w:val="26"/>
+          <w:lang w:val="sv-SE"/>
+        </w:rPr>
+        <w:t xml:space="preserve"> vốn góp</w:t>
+      </w:r>
+      <w:r>
+        <w:rPr>
+          <w:rFonts w:ascii="Times New Roman" w:eastAsia="Times New Roman" w:hAnsi="Times New Roman"/>
+          <w:color w:val="000000" w:themeColor="text1"/>
+          <w:sz w:val="26"/>
+          <w:szCs w:val="26"/>
+          <w:lang w:val="sv-SE"/>
+        </w:rPr>
+        <w:t xml:space="preserve"> số tiền </w:t>
+      </w:r>
+      <w:r>
+        <w:rPr>
+          <w:rFonts w:ascii="Times New Roman" w:hAnsi="Times New Roman"/>
+          <w:sz w:val="26"/>
+          <w:szCs w:val="26"/>
+        </w:rPr>
+        <w:t>28.800.000.000 đồng</w:t>
       </w:r>
       <w:r>
         <w:rPr>
@@ -965,374 +1467,237 @@
           <w:sz w:val="26"/>
           <w:szCs w:val="26"/>
         </w:rPr>
-        <w:t>Ba</w:t>
-      </w:r>
-      <w:r>
-        <w:rPr>
-          <w:rFonts w:ascii="Times New Roman" w:hAnsi="Times New Roman"/>
-          <w:sz w:val="26"/>
-          <w:szCs w:val="26"/>
-        </w:rPr>
-        <w:t xml:space="preserve"> tỷ đồng), tương ứng với tỷ lệ </w:t>
-      </w:r>
-      <w:r>
-        <w:rPr>
-          <w:rFonts w:ascii="Times New Roman" w:hAnsi="Times New Roman"/>
-          <w:sz w:val="26"/>
-          <w:szCs w:val="26"/>
+        <w:t>Hai mươi tám tỷ tám trăm triệu đồng</w:t>
+      </w:r>
+      <w:r>
+        <w:rPr>
+          <w:rFonts w:ascii="Times New Roman" w:hAnsi="Times New Roman"/>
+          <w:sz w:val="26"/>
+          <w:szCs w:val="26"/>
+        </w:rPr>
+        <w:t>)</w:t>
+      </w:r>
+      <w:r>
+        <w:rPr>
+          <w:rFonts w:ascii="Times New Roman" w:hAnsi="Times New Roman"/>
+          <w:sz w:val="26"/>
+          <w:szCs w:val="26"/>
+        </w:rPr>
+        <w:t xml:space="preserve"> </w:t>
+      </w:r>
+      <w:r>
+        <w:rPr>
+          <w:rFonts w:ascii="Times New Roman" w:hAnsi="Times New Roman"/>
+          <w:color w:val="000000" w:themeColor="text1"/>
+          <w:sz w:val="26"/>
+          <w:szCs w:val="26"/>
+          <w:lang w:val="sv-SE" w:eastAsia="zh-CN"/>
+        </w:rPr>
+        <w:t xml:space="preserve">chiếm </w:t>
+      </w:r>
+      <w:r>
+        <w:rPr>
+          <w:rFonts w:ascii="Times New Roman" w:eastAsia="Times New Roman" w:hAnsi="Times New Roman"/>
+          <w:color w:val="000000" w:themeColor="text1"/>
+          <w:sz w:val="26"/>
+          <w:szCs w:val="26"/>
+          <w:lang w:val="sv-SE"/>
+        </w:rPr>
+        <w:t xml:space="preserve">tỷ lệ </w:t>
+      </w:r>
+      <w:r>
+        <w:rPr>
+          <w:rFonts w:ascii="Times New Roman" w:eastAsia="Times New Roman" w:hAnsi="Times New Roman"/>
+          <w:color w:val="000000" w:themeColor="text1"/>
+          <w:sz w:val="26"/>
+          <w:szCs w:val="26"/>
+          <w:lang w:val="sv-SE"/>
         </w:rPr>
         <w:t>10</w:t>
       </w:r>
       <w:r>
         <w:rPr>
-          <w:rFonts w:ascii="Times New Roman" w:hAnsi="Times New Roman"/>
-          <w:sz w:val="26"/>
-          <w:szCs w:val="26"/>
-        </w:rPr>
-        <w:t xml:space="preserve">0% vốn điều lệ công ty theo Giấy chứng nhận đăng ký doanh nghiệp số </w:t>
-      </w:r>
-      <w:r>
-        <w:rPr>
-          <w:rFonts w:ascii="Times New Roman" w:hAnsi="Times New Roman"/>
-          <w:sz w:val="26"/>
-          <w:szCs w:val="26"/>
-        </w:rPr>
-        <w:t>3702874036</w:t>
-      </w:r>
-      <w:r>
-        <w:rPr>
-          <w:rFonts w:ascii="Times New Roman" w:hAnsi="Times New Roman"/>
-          <w:sz w:val="26"/>
-          <w:szCs w:val="26"/>
-        </w:rPr>
-        <w:t xml:space="preserve"> </w:t>
-      </w:r>
-      <w:r>
-        <w:rPr>
-          <w:rFonts w:ascii="Times New Roman" w:hAnsi="Times New Roman"/>
-          <w:sz w:val="26"/>
-          <w:szCs w:val="26"/>
-        </w:rPr>
-        <w:t>do Phòng Đăng ký kinh doanh</w:t>
-      </w:r>
-      <w:r>
-        <w:rPr>
-          <w:rFonts w:ascii="Times New Roman" w:hAnsi="Times New Roman"/>
-          <w:sz w:val="26"/>
-          <w:szCs w:val="26"/>
-        </w:rPr>
-        <w:t xml:space="preserve"> – Sở </w:t>
-      </w:r>
-      <w:r>
-        <w:rPr>
-          <w:rFonts w:ascii="Times New Roman" w:hAnsi="Times New Roman"/>
-          <w:sz w:val="26"/>
-          <w:szCs w:val="26"/>
-        </w:rPr>
-        <w:t>Tài chính Thành phố Hồ Chí Minh</w:t>
-      </w:r>
-      <w:r>
-        <w:rPr>
-          <w:rFonts w:ascii="Times New Roman" w:hAnsi="Times New Roman"/>
-          <w:sz w:val="26"/>
-          <w:szCs w:val="26"/>
-        </w:rPr>
-        <w:t xml:space="preserve"> cấp </w:t>
-      </w:r>
-      <w:r>
-        <w:rPr>
-          <w:rFonts w:ascii="Times New Roman" w:hAnsi="Times New Roman"/>
-          <w:sz w:val="26"/>
-          <w:szCs w:val="26"/>
-        </w:rPr>
-        <w:t xml:space="preserve">lần </w:t>
-      </w:r>
-      <w:r>
-        <w:rPr>
-          <w:rFonts w:ascii="Times New Roman" w:hAnsi="Times New Roman"/>
-          <w:sz w:val="26"/>
-          <w:szCs w:val="26"/>
-        </w:rPr>
-        <w:t>5</w:t>
-      </w:r>
-      <w:r>
-        <w:rPr>
-          <w:rFonts w:ascii="Times New Roman" w:hAnsi="Times New Roman"/>
-          <w:sz w:val="26"/>
-          <w:szCs w:val="26"/>
-        </w:rPr>
-        <w:t xml:space="preserve">, ngày </w:t>
-      </w:r>
-      <w:r>
-        <w:rPr>
-          <w:rFonts w:ascii="Times New Roman" w:hAnsi="Times New Roman"/>
-          <w:sz w:val="26"/>
-          <w:szCs w:val="26"/>
-        </w:rPr>
-        <w:t>04/09/2025</w:t>
-      </w:r>
-    </w:p>
-    <w:p>
-      <w:pPr>
+          <w:rFonts w:ascii="Times New Roman" w:eastAsia="Times New Roman" w:hAnsi="Times New Roman"/>
+          <w:color w:val="000000" w:themeColor="text1"/>
+          <w:sz w:val="26"/>
+          <w:szCs w:val="26"/>
+          <w:lang w:val="sv-SE"/>
+        </w:rPr>
+        <w:t>0</w:t>
+      </w:r>
+      <w:r>
+        <w:rPr>
+          <w:rFonts w:ascii="Times New Roman" w:eastAsia="Times New Roman" w:hAnsi="Times New Roman"/>
+          <w:color w:val="000000" w:themeColor="text1"/>
+          <w:sz w:val="26"/>
+          <w:szCs w:val="26"/>
+          <w:lang w:val="sv-SE"/>
+        </w:rPr>
+        <w:t xml:space="preserve">% vốn điều lệ </w:t>
+      </w:r>
+      <w:r>
+        <w:rPr>
+          <w:rFonts w:ascii="Times New Roman" w:eastAsia="Times New Roman" w:hAnsi="Times New Roman"/>
+          <w:color w:val="000000" w:themeColor="text1"/>
+          <w:sz w:val="26"/>
+          <w:szCs w:val="26"/>
+          <w:lang w:val="sv-SE"/>
+        </w:rPr>
+        <w:t xml:space="preserve"> được thực hiện ngay tại thời điểm hợp đồng này có hiệu lực với sự chứng kiến của người đại diện theo pháp luật của công ty.</w:t>
+      </w:r>
+    </w:p>
+    <w:p>
+      <w:pPr>
+        <w:spacing w:after="120"/>
         <w:jc w:val="both"/>
         <w:rPr>
           <w:rFonts w:ascii="Times New Roman" w:eastAsia="Times New Roman" w:hAnsi="Times New Roman"/>
-          <w:color w:val="000000" w:themeColor="text1"/>
-          <w:sz w:val="26"/>
-          <w:szCs w:val="26"/>
-          <w:lang w:val="sv-SE"/>
-        </w:rPr>
-      </w:pPr>
-      <w:r>
-        <w:rPr>
-          <w:rFonts w:ascii="Times New Roman" w:eastAsia="Times New Roman" w:hAnsi="Times New Roman"/>
           <w:b/>
           <w:color w:val="000000" w:themeColor="text1"/>
           <w:sz w:val="26"/>
           <w:szCs w:val="26"/>
+          <w:lang w:val="sv-SE"/>
+        </w:rPr>
+      </w:pPr>
+      <w:r>
+        <w:rPr>
+          <w:rFonts w:ascii="Times New Roman" w:hAnsi="Times New Roman"/>
+          <w:b/>
+          <w:sz w:val="26"/>
+          <w:szCs w:val="26"/>
+        </w:rPr>
+        <w:t>Điều 4</w:t>
+      </w:r>
+      <w:r>
+        <w:rPr>
+          <w:rFonts w:ascii="Times New Roman" w:hAnsi="Times New Roman"/>
+          <w:sz w:val="26"/>
+          <w:szCs w:val="26"/>
+        </w:rPr>
+        <w:t xml:space="preserve">: Hai bên có nghĩa vụ thực hiện các vấn đề liên quan đến việc chuyển nhượng phần vốn góp để </w:t>
+      </w:r>
+      <w:r>
+        <w:rPr>
+          <w:rFonts w:ascii="Times New Roman" w:hAnsi="Times New Roman"/>
+          <w:sz w:val="26"/>
+          <w:szCs w:val="26"/>
+        </w:rPr>
+        <w:t>CÔNG TY TNHH SẢN XUẤT LI XING</w:t>
+      </w:r>
+      <w:r>
+        <w:rPr>
+          <w:rFonts w:ascii="Times New Roman" w:hAnsi="Times New Roman"/>
+          <w:sz w:val="26"/>
+          <w:szCs w:val="26"/>
+        </w:rPr>
+        <w:t xml:space="preserve"> hoàn tất thủ tục đăng ký doanh nghiệp theo quy định của pháp luật. </w:t>
+      </w:r>
+    </w:p>
+    <w:p>
+      <w:pPr>
+        <w:spacing w:after="120"/>
+        <w:jc w:val="both"/>
+        <w:rPr>
+          <w:rFonts w:ascii="Times New Roman" w:eastAsia="Times New Roman" w:hAnsi="Times New Roman"/>
+          <w:color w:val="000000" w:themeColor="text1"/>
+          <w:sz w:val="26"/>
+          <w:szCs w:val="26"/>
+          <w:lang w:val="sv-SE"/>
+        </w:rPr>
+      </w:pPr>
+      <w:r>
+        <w:rPr>
+          <w:rFonts w:ascii="Times New Roman" w:hAnsi="Times New Roman"/>
+          <w:sz w:val="26"/>
+          <w:szCs w:val="26"/>
+        </w:rPr>
+        <w:t xml:space="preserve">Bên mua có trách nhiệm kế thừa toàn bộ quyền và nghĩa vụ của bên bán với tư cách là thành viên góp vốn của </w:t>
+      </w:r>
+      <w:r>
+        <w:rPr>
+          <w:rFonts w:ascii="Times New Roman" w:hAnsi="Times New Roman"/>
+          <w:sz w:val="26"/>
+          <w:szCs w:val="26"/>
+        </w:rPr>
+        <w:t>CÔNG TY TNHH SẢN XUẤT LI XING</w:t>
+      </w:r>
+      <w:r>
+        <w:rPr>
+          <w:rFonts w:ascii="Times New Roman" w:hAnsi="Times New Roman"/>
+          <w:sz w:val="26"/>
+          <w:szCs w:val="26"/>
+        </w:rPr>
+        <w:t xml:space="preserve"> kể từ ngày hoàn tất việc chuyển nhượng phần vốn góp.</w:t>
+      </w:r>
+    </w:p>
+    <w:p>
+      <w:pPr>
+        <w:spacing w:after="120"/>
+        <w:jc w:val="both"/>
+        <w:rPr>
+          <w:rFonts w:ascii="Times New Roman" w:eastAsia="Times New Roman" w:hAnsi="Times New Roman"/>
+          <w:color w:val="000000" w:themeColor="text1"/>
+          <w:sz w:val="26"/>
+          <w:szCs w:val="26"/>
+          <w:lang w:val="sv-SE"/>
+        </w:rPr>
+      </w:pPr>
+      <w:r>
+        <w:rPr>
+          <w:rFonts w:ascii="Times New Roman" w:eastAsia="Times New Roman" w:hAnsi="Times New Roman"/>
+          <w:b/>
+          <w:color w:val="000000" w:themeColor="text1"/>
+          <w:sz w:val="26"/>
+          <w:szCs w:val="26"/>
           <w:u w:val="single"/>
           <w:lang w:val="sv-SE"/>
         </w:rPr>
-        <w:lastRenderedPageBreak/>
-        <w:t>Điều 2:</w:t>
-      </w:r>
-      <w:r>
-        <w:rPr>
-          <w:rFonts w:ascii="Times New Roman" w:eastAsia="Times New Roman" w:hAnsi="Times New Roman"/>
-          <w:color w:val="000000" w:themeColor="text1"/>
-          <w:sz w:val="26"/>
-          <w:szCs w:val="26"/>
-          <w:lang w:val="sv-SE"/>
-        </w:rPr>
-        <w:t xml:space="preserve"> Hai bên cùng </w:t>
-      </w:r>
-      <w:r>
-        <w:rPr>
-          <w:rFonts w:ascii="Times New Roman" w:eastAsia="Times New Roman" w:hAnsi="Times New Roman"/>
-          <w:color w:val="000000" w:themeColor="text1"/>
-          <w:sz w:val="26"/>
-          <w:szCs w:val="26"/>
-          <w:lang w:val="sv-SE"/>
-        </w:rPr>
-        <w:t xml:space="preserve">thỏa thuận chuyển nhượng </w:t>
-      </w:r>
-      <w:r>
-        <w:rPr>
-          <w:rFonts w:ascii="Times New Roman" w:eastAsia="Times New Roman" w:hAnsi="Times New Roman"/>
-          <w:color w:val="000000" w:themeColor="text1"/>
-          <w:sz w:val="26"/>
-          <w:szCs w:val="26"/>
-          <w:lang w:val="sv-SE"/>
-        </w:rPr>
-        <w:t>phần</w:t>
-      </w:r>
-      <w:r>
-        <w:rPr>
-          <w:rFonts w:ascii="Times New Roman" w:eastAsia="Times New Roman" w:hAnsi="Times New Roman"/>
-          <w:color w:val="000000" w:themeColor="text1"/>
-          <w:sz w:val="26"/>
-          <w:szCs w:val="26"/>
-          <w:lang w:val="sv-SE"/>
-        </w:rPr>
-        <w:t xml:space="preserve"> vốn góp </w:t>
-      </w:r>
-      <w:r>
-        <w:rPr>
-          <w:rFonts w:ascii="Times New Roman" w:eastAsia="Times New Roman" w:hAnsi="Times New Roman"/>
-          <w:color w:val="000000" w:themeColor="text1"/>
-          <w:sz w:val="26"/>
-          <w:szCs w:val="26"/>
-          <w:lang w:val="sv-SE"/>
-        </w:rPr>
-        <w:t xml:space="preserve"> là </w:t>
-      </w:r>
-      <w:r>
-        <w:rPr>
-          <w:rFonts w:ascii="Times New Roman" w:hAnsi="Times New Roman"/>
-          <w:sz w:val="26"/>
-          <w:szCs w:val="26"/>
-        </w:rPr>
-        <w:t>3</w:t>
-      </w:r>
-      <w:r>
-        <w:rPr>
-          <w:rFonts w:ascii="Times New Roman" w:hAnsi="Times New Roman"/>
-          <w:sz w:val="26"/>
-          <w:szCs w:val="26"/>
-        </w:rPr>
-        <w:t>.000.000.000</w:t>
-      </w:r>
-      <w:r>
-        <w:rPr>
-          <w:rFonts w:ascii="Times New Roman" w:hAnsi="Times New Roman"/>
-          <w:sz w:val="26"/>
-          <w:szCs w:val="26"/>
-        </w:rPr>
-        <w:t xml:space="preserve"> </w:t>
-      </w:r>
-      <w:r>
-        <w:rPr>
-          <w:rFonts w:ascii="Times New Roman" w:hAnsi="Times New Roman"/>
-          <w:sz w:val="26"/>
-          <w:szCs w:val="26"/>
-        </w:rPr>
-        <w:t>VNĐ</w:t>
-      </w:r>
-      <w:r>
-        <w:rPr>
-          <w:rFonts w:ascii="Times New Roman" w:hAnsi="Times New Roman"/>
-          <w:sz w:val="26"/>
-          <w:szCs w:val="26"/>
-        </w:rPr>
-        <w:t xml:space="preserve"> </w:t>
-      </w:r>
-      <w:r>
-        <w:rPr>
-          <w:rFonts w:ascii="Times New Roman" w:hAnsi="Times New Roman"/>
-          <w:sz w:val="26"/>
-          <w:szCs w:val="26"/>
-        </w:rPr>
-        <w:t>(</w:t>
-      </w:r>
-      <w:r>
-        <w:rPr>
-          <w:rFonts w:ascii="Times New Roman" w:hAnsi="Times New Roman"/>
-          <w:sz w:val="26"/>
-          <w:szCs w:val="26"/>
-        </w:rPr>
-        <w:t>Ba</w:t>
-      </w:r>
-      <w:r>
-        <w:rPr>
-          <w:rFonts w:ascii="Times New Roman" w:hAnsi="Times New Roman"/>
-          <w:sz w:val="26"/>
-          <w:szCs w:val="26"/>
-        </w:rPr>
-        <w:t xml:space="preserve"> tỷ đồng)</w:t>
-      </w:r>
-      <w:r>
-        <w:rPr>
-          <w:rFonts w:ascii="Times New Roman" w:hAnsi="Times New Roman"/>
-          <w:color w:val="000000" w:themeColor="text1"/>
-          <w:sz w:val="26"/>
-          <w:szCs w:val="26"/>
-          <w:lang w:val="sv-SE" w:eastAsia="zh-CN"/>
-        </w:rPr>
-        <w:t xml:space="preserve"> chiếm </w:t>
-      </w:r>
-      <w:r>
-        <w:rPr>
-          <w:rFonts w:ascii="Times New Roman" w:eastAsia="Times New Roman" w:hAnsi="Times New Roman"/>
-          <w:color w:val="000000" w:themeColor="text1"/>
-          <w:sz w:val="26"/>
-          <w:szCs w:val="26"/>
-          <w:lang w:val="sv-SE"/>
-        </w:rPr>
-        <w:t xml:space="preserve">tỷ lệ </w:t>
-      </w:r>
-      <w:r>
-        <w:rPr>
-          <w:rFonts w:ascii="Times New Roman" w:eastAsia="Times New Roman" w:hAnsi="Times New Roman"/>
-          <w:color w:val="000000" w:themeColor="text1"/>
-          <w:sz w:val="26"/>
-          <w:szCs w:val="26"/>
-          <w:lang w:val="sv-SE"/>
-        </w:rPr>
-        <w:t>10</w:t>
-      </w:r>
-      <w:r>
-        <w:rPr>
-          <w:rFonts w:ascii="Times New Roman" w:eastAsia="Times New Roman" w:hAnsi="Times New Roman"/>
-          <w:color w:val="000000" w:themeColor="text1"/>
-          <w:sz w:val="26"/>
-          <w:szCs w:val="26"/>
-          <w:lang w:val="sv-SE"/>
-        </w:rPr>
-        <w:t>0</w:t>
-      </w:r>
-      <w:r>
-        <w:rPr>
-          <w:rFonts w:ascii="Times New Roman" w:eastAsia="Times New Roman" w:hAnsi="Times New Roman"/>
-          <w:color w:val="000000" w:themeColor="text1"/>
-          <w:sz w:val="26"/>
-          <w:szCs w:val="26"/>
-          <w:lang w:val="sv-SE"/>
-        </w:rPr>
-        <w:t xml:space="preserve">% vốn điều lệ với giá chuyển nhượng là </w:t>
-      </w:r>
-      <w:r>
-        <w:rPr>
-          <w:rFonts w:ascii="Times New Roman" w:hAnsi="Times New Roman"/>
-          <w:sz w:val="26"/>
-          <w:szCs w:val="26"/>
-        </w:rPr>
-        <w:t>3</w:t>
-      </w:r>
-      <w:r>
-        <w:rPr>
-          <w:rFonts w:ascii="Times New Roman" w:hAnsi="Times New Roman"/>
-          <w:sz w:val="26"/>
-          <w:szCs w:val="26"/>
-        </w:rPr>
-        <w:t>.000.000.000</w:t>
-      </w:r>
-      <w:r>
-        <w:rPr>
-          <w:rFonts w:ascii="Times New Roman" w:hAnsi="Times New Roman"/>
-          <w:sz w:val="26"/>
-          <w:szCs w:val="26"/>
-        </w:rPr>
-        <w:t xml:space="preserve"> </w:t>
-      </w:r>
-      <w:r>
-        <w:rPr>
-          <w:rFonts w:ascii="Times New Roman" w:hAnsi="Times New Roman"/>
-          <w:sz w:val="26"/>
-          <w:szCs w:val="26"/>
-        </w:rPr>
-        <w:t>VNĐ</w:t>
-      </w:r>
-      <w:r>
-        <w:rPr>
-          <w:rFonts w:ascii="Times New Roman" w:hAnsi="Times New Roman"/>
-          <w:sz w:val="26"/>
-          <w:szCs w:val="26"/>
-        </w:rPr>
-        <w:t xml:space="preserve"> </w:t>
-      </w:r>
-      <w:r>
-        <w:rPr>
-          <w:rFonts w:ascii="Times New Roman" w:hAnsi="Times New Roman"/>
-          <w:sz w:val="26"/>
-          <w:szCs w:val="26"/>
-        </w:rPr>
-        <w:t>(</w:t>
-      </w:r>
-      <w:r>
-        <w:rPr>
-          <w:rFonts w:ascii="Times New Roman" w:hAnsi="Times New Roman"/>
-          <w:sz w:val="26"/>
-          <w:szCs w:val="26"/>
-        </w:rPr>
-        <w:t>Ba</w:t>
-      </w:r>
-      <w:r>
-        <w:rPr>
-          <w:rFonts w:ascii="Times New Roman" w:hAnsi="Times New Roman"/>
-          <w:sz w:val="26"/>
-          <w:szCs w:val="26"/>
-        </w:rPr>
-        <w:t xml:space="preserve"> tỷ đồng)</w:t>
-      </w:r>
-      <w:r>
-        <w:rPr>
-          <w:rFonts w:ascii="Times New Roman" w:hAnsi="Times New Roman"/>
-          <w:color w:val="000000" w:themeColor="text1"/>
-          <w:sz w:val="26"/>
-          <w:szCs w:val="26"/>
-          <w:lang w:val="sv-SE" w:eastAsia="zh-CN"/>
-        </w:rPr>
-        <w:t>.</w:t>
+        <w:t>Điều 5:</w:t>
+      </w:r>
+      <w:r>
+        <w:rPr>
+          <w:rFonts w:ascii="Times New Roman" w:eastAsia="Times New Roman" w:hAnsi="Times New Roman"/>
+          <w:color w:val="000000" w:themeColor="text1"/>
+          <w:sz w:val="26"/>
+          <w:szCs w:val="26"/>
+          <w:lang w:val="sv-SE"/>
+        </w:rPr>
+        <w:t xml:space="preserve"> Sau khi hoàn tất việc chuyển nhượng phần vốn góp, mọi sự tranh chấp phát sinh nếu có, hai bên cùng nhau thương lượng giải quyết theo nguyên tắc tôn trọng quyền lợi của nhau. Trong trường hợp không giải quyết được thì một trong hai bên có quyền khởi kiện để yêu cầu tòa án có thẩm quyền giải quyết theo quy định của pháp luật hiện hành, cơ quan đăng ký kinh doanh không có trách nhiệm giải quyết các tranh chấp phát sinh nếu có.  </w:t>
+      </w:r>
+    </w:p>
+    <w:p>
+      <w:pPr>
+        <w:spacing w:after="120"/>
+        <w:jc w:val="both"/>
+        <w:rPr>
+          <w:rFonts w:ascii="Times New Roman" w:eastAsia="Times New Roman" w:hAnsi="Times New Roman"/>
+          <w:color w:val="000000" w:themeColor="text1"/>
+          <w:sz w:val="26"/>
+          <w:szCs w:val="26"/>
+          <w:lang w:val="sv-SE"/>
+        </w:rPr>
+      </w:pPr>
+      <w:r>
+        <w:rPr>
+          <w:rFonts w:ascii="Times New Roman" w:eastAsia="Times New Roman" w:hAnsi="Times New Roman"/>
+          <w:b/>
+          <w:color w:val="000000" w:themeColor="text1"/>
+          <w:sz w:val="26"/>
+          <w:szCs w:val="26"/>
+          <w:u w:val="single"/>
+          <w:lang w:val="sv-SE"/>
+        </w:rPr>
+        <w:t>Điều 6:</w:t>
+      </w:r>
+      <w:r>
+        <w:rPr>
+          <w:rFonts w:ascii="Times New Roman" w:eastAsia="Times New Roman" w:hAnsi="Times New Roman"/>
+          <w:color w:val="000000" w:themeColor="text1"/>
+          <w:sz w:val="26"/>
+          <w:szCs w:val="26"/>
+          <w:lang w:val="sv-SE"/>
+        </w:rPr>
+        <w:t xml:space="preserve"> Hai bên cùng cam kết những thông tin về nhân thân, phần vốn chuyển nhượng đã ghi trên hợp đồng là đúng sự thật. Phần vốn góp chuyển nhượng không có tranh chấp, không bị kê biên để đảm bảo thi hành án. Việc giao kết hợp đồng là hoàn toàn tự nguyện, không bị lừa dối hoặc ép buộc. Bên mua đã xem xét kỹ, biết rõ về phần vốn góp nhận chuyển nhượng nêu trên và giấy tờ pháp lý liên quan. Hai bên có trách nhiệm thực hiện đúng và đầy đủ các nội dung đã thỏa thuận trong hợp đồng. </w:t>
       </w:r>
     </w:p>
     <w:p>
@@ -1346,41 +1711,35 @@
         <w:jc w:val="both"/>
         <w:rPr>
           <w:rFonts w:ascii="Times New Roman" w:eastAsia="Times New Roman" w:hAnsi="Times New Roman"/>
-          <w:color w:val="000000" w:themeColor="text1"/>
-          <w:sz w:val="26"/>
-          <w:szCs w:val="26"/>
-          <w:lang w:val="sv-SE"/>
-        </w:rPr>
-      </w:pPr>
-      <w:r>
-        <w:rPr>
-          <w:rFonts w:ascii="Times New Roman" w:eastAsia="Times New Roman" w:hAnsi="Times New Roman"/>
-          <w:color w:val="000000" w:themeColor="text1"/>
-          <w:sz w:val="26"/>
-          <w:szCs w:val="26"/>
-          <w:lang w:val="sv-SE"/>
-        </w:rPr>
-        <w:t xml:space="preserve">Phương thức thanh toán: </w:t>
-      </w:r>
-      <w:r>
-        <w:rPr>
-          <w:rFonts w:ascii="Times New Roman" w:eastAsia="Times New Roman" w:hAnsi="Times New Roman"/>
-          <w:color w:val="000000" w:themeColor="text1"/>
-          <w:sz w:val="26"/>
-          <w:szCs w:val="26"/>
-          <w:lang w:val="sv-SE"/>
-        </w:rPr>
-        <w:t>Bằng tài khoản ngân hàng hợp pháp</w:t>
-      </w:r>
-      <w:r>
-        <w:rPr>
-          <w:rFonts w:ascii="Times New Roman" w:eastAsia="Times New Roman" w:hAnsi="Times New Roman"/>
-          <w:color w:val="000000" w:themeColor="text1"/>
-          <w:sz w:val="26"/>
-          <w:szCs w:val="26"/>
-          <w:lang w:val="sv-SE"/>
-        </w:rPr>
-        <w:t>.</w:t>
+          <w:b/>
+          <w:color w:val="000000" w:themeColor="text1"/>
+          <w:sz w:val="26"/>
+          <w:szCs w:val="26"/>
+          <w:u w:val="single"/>
+          <w:lang w:val="sv-SE"/>
+        </w:rPr>
+      </w:pPr>
+      <w:r>
+        <w:rPr>
+          <w:rFonts w:ascii="Times New Roman" w:eastAsia="Times New Roman" w:hAnsi="Times New Roman"/>
+          <w:b/>
+          <w:color w:val="000000" w:themeColor="text1"/>
+          <w:sz w:val="26"/>
+          <w:szCs w:val="26"/>
+          <w:u w:val="single"/>
+          <w:lang w:val="sv-SE"/>
+        </w:rPr>
+        <w:t>Điều 7:</w:t>
+      </w:r>
+      <w:r>
+        <w:rPr>
+          <w:rFonts w:ascii="Times New Roman" w:eastAsia="Times New Roman" w:hAnsi="Times New Roman"/>
+          <w:color w:val="000000" w:themeColor="text1"/>
+          <w:sz w:val="26"/>
+          <w:szCs w:val="26"/>
+          <w:lang w:val="sv-SE"/>
+        </w:rPr>
+        <w:t xml:space="preserve"> Hai bên đã đọc, đã hiểu và đồng ý tất cả các điều khoản ghi trong Hợp đồng trước khi ký tên vào hợp đồng.</w:t>
       </w:r>
     </w:p>
     <w:p>
@@ -1389,469 +1748,61 @@
         <w:jc w:val="both"/>
         <w:rPr>
           <w:rFonts w:ascii="Times New Roman" w:eastAsia="Times New Roman" w:hAnsi="Times New Roman"/>
-          <w:b/>
-          <w:color w:val="000000" w:themeColor="text1"/>
-          <w:sz w:val="26"/>
-          <w:szCs w:val="26"/>
-          <w:lang w:val="sv-SE"/>
-        </w:rPr>
-      </w:pPr>
-      <w:r>
-        <w:rPr>
-          <w:rFonts w:ascii="Times New Roman" w:eastAsia="Times New Roman" w:hAnsi="Times New Roman"/>
-          <w:b/>
-          <w:color w:val="000000" w:themeColor="text1"/>
-          <w:sz w:val="26"/>
-          <w:szCs w:val="26"/>
-          <w:u w:val="single"/>
-          <w:lang w:val="sv-SE"/>
-        </w:rPr>
-        <w:t>Điều 3:</w:t>
-      </w:r>
-      <w:r>
-        <w:rPr>
-          <w:rFonts w:ascii="Times New Roman" w:eastAsia="Times New Roman" w:hAnsi="Times New Roman"/>
-          <w:b/>
-          <w:color w:val="000000" w:themeColor="text1"/>
-          <w:sz w:val="26"/>
-          <w:szCs w:val="26"/>
-          <w:lang w:val="sv-SE"/>
+          <w:color w:val="000000" w:themeColor="text1"/>
+          <w:sz w:val="26"/>
+          <w:szCs w:val="26"/>
+          <w:lang w:val="sv-SE"/>
+        </w:rPr>
+      </w:pPr>
+      <w:r>
+        <w:rPr>
+          <w:rFonts w:ascii="Times New Roman" w:hAnsi="Times New Roman"/>
+          <w:sz w:val="26"/>
+          <w:szCs w:val="26"/>
+        </w:rPr>
+        <w:t xml:space="preserve">Điều 8: Hợp đồng này có hiệu lực kể từ ngày ký và được lập thành 04 (bốn) bản có giá trị như nhau, </w:t>
+      </w:r>
+      <w:r>
+        <w:rPr>
+          <w:rFonts w:ascii="Times New Roman" w:hAnsi="Times New Roman"/>
+          <w:sz w:val="26"/>
+          <w:szCs w:val="26"/>
+        </w:rPr>
+        <w:t>Ông/</w:t>
+      </w:r>
+      <w:r>
+        <w:rPr>
+          <w:rFonts w:ascii="Times New Roman" w:hAnsi="Times New Roman"/>
+          <w:sz w:val="26"/>
+          <w:szCs w:val="26"/>
+        </w:rPr>
+        <w:t>Bà</w:t>
+      </w:r>
+      <w:r>
+        <w:rPr>
+          <w:rFonts w:ascii="Times New Roman" w:hAnsi="Times New Roman"/>
+          <w:sz w:val="26"/>
+          <w:szCs w:val="26"/>
         </w:rPr>
         <w:t xml:space="preserve"> </w:t>
       </w:r>
       <w:r>
         <w:rPr>
-          <w:rFonts w:ascii="Times New Roman" w:eastAsia="Times New Roman" w:hAnsi="Times New Roman"/>
-          <w:color w:val="000000" w:themeColor="text1"/>
-          <w:sz w:val="26"/>
-          <w:szCs w:val="26"/>
-          <w:lang w:val="sv-SE"/>
-        </w:rPr>
-        <w:t>Phương thức và thời hạn giao nhận phần vốn góp</w:t>
-      </w:r>
-    </w:p>
-    <w:p>
-      <w:pPr>
-        <w:spacing w:after="120"/>
-        <w:jc w:val="both"/>
-        <w:rPr>
-          <w:rFonts w:ascii="Times New Roman" w:eastAsia="Times New Roman" w:hAnsi="Times New Roman"/>
-          <w:color w:val="000000" w:themeColor="text1"/>
-          <w:sz w:val="26"/>
-          <w:szCs w:val="26"/>
-          <w:lang w:val="sv-SE"/>
-        </w:rPr>
-      </w:pPr>
-      <w:r>
-        <w:rPr>
-          <w:rFonts w:ascii="Times New Roman" w:eastAsia="Times New Roman" w:hAnsi="Times New Roman"/>
-          <w:color w:val="000000" w:themeColor="text1"/>
-          <w:sz w:val="26"/>
-          <w:szCs w:val="26"/>
-          <w:lang w:val="sv-SE"/>
-        </w:rPr>
-        <w:t>Việc giao nhận  phần</w:t>
-      </w:r>
-      <w:r>
-        <w:rPr>
-          <w:rFonts w:ascii="Times New Roman" w:eastAsia="Times New Roman" w:hAnsi="Times New Roman"/>
-          <w:color w:val="000000" w:themeColor="text1"/>
-          <w:sz w:val="26"/>
-          <w:szCs w:val="26"/>
-          <w:lang w:val="sv-SE"/>
-        </w:rPr>
-        <w:t xml:space="preserve"> vốn góp</w:t>
-      </w:r>
-      <w:r>
-        <w:rPr>
-          <w:rFonts w:ascii="Times New Roman" w:eastAsia="Times New Roman" w:hAnsi="Times New Roman"/>
-          <w:color w:val="000000" w:themeColor="text1"/>
-          <w:sz w:val="26"/>
-          <w:szCs w:val="26"/>
-          <w:lang w:val="sv-SE"/>
-        </w:rPr>
-        <w:t xml:space="preserve"> số tiền </w:t>
-      </w:r>
-      <w:r>
-        <w:rPr>
-          <w:rFonts w:ascii="Times New Roman" w:hAnsi="Times New Roman"/>
-          <w:sz w:val="26"/>
-          <w:szCs w:val="26"/>
-        </w:rPr>
-        <w:t>3</w:t>
-      </w:r>
-      <w:r>
-        <w:rPr>
-          <w:rFonts w:ascii="Times New Roman" w:hAnsi="Times New Roman"/>
-          <w:sz w:val="26"/>
-          <w:szCs w:val="26"/>
-        </w:rPr>
-        <w:t>.000.000.000</w:t>
-      </w:r>
-      <w:r>
-        <w:rPr>
-          <w:rFonts w:ascii="Times New Roman" w:hAnsi="Times New Roman"/>
-          <w:sz w:val="26"/>
-          <w:szCs w:val="26"/>
-        </w:rPr>
-        <w:t xml:space="preserve"> </w:t>
-      </w:r>
-      <w:r>
-        <w:rPr>
-          <w:rFonts w:ascii="Times New Roman" w:hAnsi="Times New Roman"/>
-          <w:sz w:val="26"/>
-          <w:szCs w:val="26"/>
-        </w:rPr>
-        <w:t>VNĐ</w:t>
-      </w:r>
-      <w:r>
-        <w:rPr>
-          <w:rFonts w:ascii="Times New Roman" w:hAnsi="Times New Roman"/>
-          <w:sz w:val="26"/>
-          <w:szCs w:val="26"/>
-        </w:rPr>
-        <w:t xml:space="preserve"> (</w:t>
-      </w:r>
-      <w:r>
-        <w:rPr>
-          <w:rFonts w:ascii="Times New Roman" w:hAnsi="Times New Roman"/>
-          <w:sz w:val="26"/>
-          <w:szCs w:val="26"/>
-        </w:rPr>
-        <w:t>Ba</w:t>
-      </w:r>
-      <w:r>
-        <w:rPr>
-          <w:rFonts w:ascii="Times New Roman" w:hAnsi="Times New Roman"/>
-          <w:sz w:val="26"/>
-          <w:szCs w:val="26"/>
-        </w:rPr>
-        <w:t xml:space="preserve"> tỷ đồng)</w:t>
-      </w:r>
-      <w:r>
-        <w:rPr>
-          <w:rFonts w:ascii="Times New Roman" w:hAnsi="Times New Roman"/>
-          <w:sz w:val="26"/>
-          <w:szCs w:val="26"/>
-        </w:rPr>
-        <w:t xml:space="preserve"> </w:t>
-      </w:r>
-      <w:r>
-        <w:rPr>
-          <w:rFonts w:ascii="Times New Roman" w:hAnsi="Times New Roman"/>
-          <w:color w:val="000000" w:themeColor="text1"/>
-          <w:sz w:val="26"/>
-          <w:szCs w:val="26"/>
-          <w:lang w:val="sv-SE" w:eastAsia="zh-CN"/>
-        </w:rPr>
-        <w:t xml:space="preserve">chiếm </w:t>
-      </w:r>
-      <w:r>
-        <w:rPr>
-          <w:rFonts w:ascii="Times New Roman" w:eastAsia="Times New Roman" w:hAnsi="Times New Roman"/>
-          <w:color w:val="000000" w:themeColor="text1"/>
-          <w:sz w:val="26"/>
-          <w:szCs w:val="26"/>
-          <w:lang w:val="sv-SE"/>
-        </w:rPr>
-        <w:t xml:space="preserve">tỷ lệ </w:t>
-      </w:r>
-      <w:r>
-        <w:rPr>
-          <w:rFonts w:ascii="Times New Roman" w:eastAsia="Times New Roman" w:hAnsi="Times New Roman"/>
-          <w:color w:val="000000" w:themeColor="text1"/>
-          <w:sz w:val="26"/>
-          <w:szCs w:val="26"/>
-          <w:lang w:val="sv-SE"/>
-        </w:rPr>
-        <w:t>10</w:t>
-      </w:r>
-      <w:r>
-        <w:rPr>
-          <w:rFonts w:ascii="Times New Roman" w:eastAsia="Times New Roman" w:hAnsi="Times New Roman"/>
-          <w:color w:val="000000" w:themeColor="text1"/>
-          <w:sz w:val="26"/>
-          <w:szCs w:val="26"/>
-          <w:lang w:val="sv-SE"/>
-        </w:rPr>
-        <w:t>0</w:t>
-      </w:r>
-      <w:r>
-        <w:rPr>
-          <w:rFonts w:ascii="Times New Roman" w:eastAsia="Times New Roman" w:hAnsi="Times New Roman"/>
-          <w:color w:val="000000" w:themeColor="text1"/>
-          <w:sz w:val="26"/>
-          <w:szCs w:val="26"/>
-          <w:lang w:val="sv-SE"/>
-        </w:rPr>
-        <w:t xml:space="preserve">% vốn điều lệ </w:t>
-      </w:r>
-      <w:r>
-        <w:rPr>
-          <w:rFonts w:ascii="Times New Roman" w:eastAsia="Times New Roman" w:hAnsi="Times New Roman"/>
-          <w:color w:val="000000" w:themeColor="text1"/>
-          <w:sz w:val="26"/>
-          <w:szCs w:val="26"/>
-          <w:lang w:val="sv-SE"/>
-        </w:rPr>
-        <w:t xml:space="preserve"> được thực hiện ngay tại thời điểm hợp đồng này có hiệu lực với sự chứng kiến của người đại diện theo pháp luật của công ty.</w:t>
-      </w:r>
-    </w:p>
-    <w:p>
-      <w:pPr>
-        <w:spacing w:after="120"/>
-        <w:jc w:val="both"/>
-        <w:rPr>
-          <w:rFonts w:ascii="Times New Roman" w:eastAsia="Times New Roman" w:hAnsi="Times New Roman"/>
-          <w:b/>
-          <w:color w:val="000000" w:themeColor="text1"/>
-          <w:sz w:val="26"/>
-          <w:szCs w:val="26"/>
-          <w:lang w:val="sv-SE"/>
-        </w:rPr>
-      </w:pPr>
-      <w:r>
-        <w:rPr>
-          <w:rFonts w:ascii="Times New Roman" w:hAnsi="Times New Roman"/>
-          <w:b/>
-          <w:sz w:val="26"/>
-          <w:szCs w:val="26"/>
-        </w:rPr>
-        <w:t>Điều 4</w:t>
-      </w:r>
-      <w:r>
-        <w:rPr>
-          <w:rFonts w:ascii="Times New Roman" w:hAnsi="Times New Roman"/>
-          <w:sz w:val="26"/>
-          <w:szCs w:val="26"/>
-        </w:rPr>
-        <w:t xml:space="preserve">: Hai bên có nghĩa vụ thực hiện các vấn đề liên quan đến việc chuyển nhượng phần vốn góp để </w:t>
-      </w:r>
-      <w:r>
-        <w:rPr>
-          <w:rFonts w:ascii="Times New Roman" w:hAnsi="Times New Roman"/>
-          <w:sz w:val="26"/>
-          <w:szCs w:val="26"/>
-        </w:rPr>
-        <w:t>CÔNG TY TNHH FELIZ THỌ LẬP HOTEL</w:t>
-      </w:r>
-      <w:r>
-        <w:rPr>
-          <w:rFonts w:ascii="Times New Roman" w:hAnsi="Times New Roman"/>
-          <w:sz w:val="26"/>
-          <w:szCs w:val="26"/>
-        </w:rPr>
-        <w:t xml:space="preserve"> hoàn tất thủ tục đăng ký doanh nghiệp theo quy định của pháp luật. </w:t>
-      </w:r>
-    </w:p>
-    <w:p>
-      <w:pPr>
-        <w:spacing w:after="120"/>
-        <w:jc w:val="both"/>
-        <w:rPr>
-          <w:rFonts w:ascii="Times New Roman" w:eastAsia="Times New Roman" w:hAnsi="Times New Roman"/>
-          <w:color w:val="000000" w:themeColor="text1"/>
-          <w:sz w:val="26"/>
-          <w:szCs w:val="26"/>
-          <w:lang w:val="sv-SE"/>
-        </w:rPr>
-      </w:pPr>
-      <w:r>
-        <w:rPr>
-          <w:rFonts w:ascii="Times New Roman" w:hAnsi="Times New Roman"/>
-          <w:sz w:val="26"/>
-          <w:szCs w:val="26"/>
-        </w:rPr>
-        <w:t xml:space="preserve">Bên mua có trách nhiệm kế thừa toàn bộ quyền và nghĩa vụ của bên bán với tư cách là thành viên góp vốn của </w:t>
-      </w:r>
-      <w:r>
-        <w:rPr>
-          <w:rFonts w:ascii="Times New Roman" w:hAnsi="Times New Roman"/>
-          <w:sz w:val="26"/>
-          <w:szCs w:val="26"/>
-        </w:rPr>
-        <w:t>CÔNG TY TNHH FELIZ THỌ LẬP HOTEL</w:t>
-      </w:r>
-      <w:r>
-        <w:rPr>
-          <w:rFonts w:ascii="Times New Roman" w:hAnsi="Times New Roman"/>
-          <w:sz w:val="26"/>
-          <w:szCs w:val="26"/>
-        </w:rPr>
-        <w:t xml:space="preserve"> kể từ ngày hoàn tất việc chuyển nhượng phần vốn góp.</w:t>
-      </w:r>
-    </w:p>
-    <w:p>
-      <w:pPr>
-        <w:spacing w:after="120"/>
-        <w:jc w:val="both"/>
-        <w:rPr>
-          <w:rFonts w:ascii="Times New Roman" w:eastAsia="Times New Roman" w:hAnsi="Times New Roman"/>
-          <w:color w:val="000000" w:themeColor="text1"/>
-          <w:sz w:val="26"/>
-          <w:szCs w:val="26"/>
-          <w:lang w:val="sv-SE"/>
-        </w:rPr>
-      </w:pPr>
-      <w:r>
-        <w:rPr>
-          <w:rFonts w:ascii="Times New Roman" w:eastAsia="Times New Roman" w:hAnsi="Times New Roman"/>
-          <w:b/>
-          <w:color w:val="000000" w:themeColor="text1"/>
-          <w:sz w:val="26"/>
-          <w:szCs w:val="26"/>
-          <w:u w:val="single"/>
-          <w:lang w:val="sv-SE"/>
-        </w:rPr>
-        <w:t>Điều 5:</w:t>
-      </w:r>
-      <w:r>
-        <w:rPr>
-          <w:rFonts w:ascii="Times New Roman" w:eastAsia="Times New Roman" w:hAnsi="Times New Roman"/>
-          <w:color w:val="000000" w:themeColor="text1"/>
-          <w:sz w:val="26"/>
-          <w:szCs w:val="26"/>
-          <w:lang w:val="sv-SE"/>
-        </w:rPr>
-        <w:t xml:space="preserve"> Sau khi hoàn tất việc chuyển nhượng phần vốn góp, mọi sự tranh chấp phát sinh nếu có, hai bên cùng nhau thương lượng giải quyết theo nguyên tắc tôn trọng quyền lợi của nhau. Trong trường hợp không giải quyết được thì một trong hai bên có quyền khởi kiện để yêu cầu tòa án có thẩm quyền giải quyết theo quy định của pháp luật hiện hành, cơ quan đăng ký kinh doanh không có trách nhiệm giải quyết các tranh chấp phát sinh nếu có.  </w:t>
-      </w:r>
-    </w:p>
-    <w:p>
-      <w:pPr>
-        <w:spacing w:after="120"/>
-        <w:jc w:val="both"/>
-        <w:rPr>
-          <w:rFonts w:ascii="Times New Roman" w:eastAsia="Times New Roman" w:hAnsi="Times New Roman"/>
-          <w:color w:val="000000" w:themeColor="text1"/>
-          <w:sz w:val="26"/>
-          <w:szCs w:val="26"/>
-          <w:lang w:val="sv-SE"/>
-        </w:rPr>
-      </w:pPr>
-      <w:r>
-        <w:rPr>
-          <w:rFonts w:ascii="Times New Roman" w:eastAsia="Times New Roman" w:hAnsi="Times New Roman"/>
-          <w:b/>
-          <w:color w:val="000000" w:themeColor="text1"/>
-          <w:sz w:val="26"/>
-          <w:szCs w:val="26"/>
-          <w:u w:val="single"/>
-          <w:lang w:val="sv-SE"/>
-        </w:rPr>
-        <w:t>Điều 6:</w:t>
-      </w:r>
-      <w:r>
-        <w:rPr>
-          <w:rFonts w:ascii="Times New Roman" w:eastAsia="Times New Roman" w:hAnsi="Times New Roman"/>
-          <w:color w:val="000000" w:themeColor="text1"/>
-          <w:sz w:val="26"/>
-          <w:szCs w:val="26"/>
-          <w:lang w:val="sv-SE"/>
-        </w:rPr>
-        <w:t xml:space="preserve"> Hai bên cùng cam kết những thông tin về nhân thân, phần vốn chuyển nhượng đã ghi trên hợp đồng là đúng sự thật. Phần vốn góp chuyển nhượng không có tranh chấp, không bị kê biên để đảm bảo thi hành án. Việc giao kết hợp đồng là hoàn toàn tự nguyện, không bị lừa dối hoặc ép buộc. Bên mua đã xem xét kỹ, biết rõ về phần vốn góp nhận chuyển nhượng nêu trên và giấy tờ pháp lý liên quan. Hai bên có trách nhiệm thực hiện đúng và đầy đủ các nội dung đã thỏa thuận trong hợp đồng. </w:t>
-      </w:r>
-    </w:p>
-    <w:p>
-      <w:pPr>
-        <w:tabs>
-          <w:tab w:val="left" w:leader="dot" w:pos="7938"/>
-          <w:tab w:val="left" w:leader="dot" w:pos="8505"/>
-          <w:tab w:val="left" w:leader="dot" w:pos="9072"/>
-        </w:tabs>
-        <w:spacing w:after="120"/>
-        <w:jc w:val="both"/>
-        <w:rPr>
-          <w:rFonts w:ascii="Times New Roman" w:eastAsia="Times New Roman" w:hAnsi="Times New Roman"/>
-          <w:b/>
-          <w:color w:val="000000" w:themeColor="text1"/>
-          <w:sz w:val="26"/>
-          <w:szCs w:val="26"/>
-          <w:u w:val="single"/>
-          <w:lang w:val="sv-SE"/>
-        </w:rPr>
-      </w:pPr>
-      <w:r>
-        <w:rPr>
-          <w:rFonts w:ascii="Times New Roman" w:eastAsia="Times New Roman" w:hAnsi="Times New Roman"/>
-          <w:b/>
-          <w:color w:val="000000" w:themeColor="text1"/>
-          <w:sz w:val="26"/>
-          <w:szCs w:val="26"/>
-          <w:u w:val="single"/>
-          <w:lang w:val="sv-SE"/>
-        </w:rPr>
-        <w:t>Điều 7:</w:t>
-      </w:r>
-      <w:r>
-        <w:rPr>
-          <w:rFonts w:ascii="Times New Roman" w:eastAsia="Times New Roman" w:hAnsi="Times New Roman"/>
-          <w:color w:val="000000" w:themeColor="text1"/>
-          <w:sz w:val="26"/>
-          <w:szCs w:val="26"/>
-          <w:lang w:val="sv-SE"/>
-        </w:rPr>
-        <w:t xml:space="preserve"> Hai bên đã đọc, đã hiểu và đồng ý tất cả các điều khoản ghi trong Hợp đồng trước khi ký tên vào hợp đồng.</w:t>
-      </w:r>
-    </w:p>
-    <w:p>
-      <w:pPr>
-        <w:spacing w:after="120"/>
-        <w:jc w:val="both"/>
-        <w:rPr>
-          <w:rFonts w:ascii="Times New Roman" w:eastAsia="Times New Roman" w:hAnsi="Times New Roman"/>
-          <w:color w:val="000000" w:themeColor="text1"/>
-          <w:sz w:val="26"/>
-          <w:szCs w:val="26"/>
-          <w:lang w:val="sv-SE"/>
-        </w:rPr>
-      </w:pPr>
-      <w:r>
-        <w:rPr>
-          <w:rFonts w:ascii="Times New Roman" w:hAnsi="Times New Roman"/>
-          <w:sz w:val="26"/>
-          <w:szCs w:val="26"/>
-        </w:rPr>
-        <w:t xml:space="preserve">Điều 8: Hợp đồng này có hiệu lực kể từ ngày ký và được lập thành 04 (bốn) bản có giá trị như nhau, </w:t>
-      </w:r>
-      <w:r>
-        <w:rPr>
-          <w:rFonts w:ascii="Times New Roman" w:hAnsi="Times New Roman"/>
-          <w:sz w:val="26"/>
-          <w:szCs w:val="26"/>
-        </w:rPr>
-        <w:t>Ông/</w:t>
-      </w:r>
-      <w:r>
-        <w:rPr>
-          <w:rFonts w:ascii="Times New Roman" w:hAnsi="Times New Roman"/>
-          <w:sz w:val="26"/>
-          <w:szCs w:val="26"/>
-        </w:rPr>
-        <w:t>Bà</w:t>
-      </w:r>
-      <w:r>
-        <w:rPr>
-          <w:rFonts w:ascii="Times New Roman" w:hAnsi="Times New Roman"/>
-          <w:sz w:val="26"/>
-          <w:szCs w:val="26"/>
-        </w:rPr>
-        <w:t xml:space="preserve"> </w:t>
-      </w:r>
-      <w:r>
-        <w:rPr>
-          <w:rFonts w:ascii="Times New Roman" w:hAnsi="Times New Roman"/>
-          <w:sz w:val="26"/>
-          <w:szCs w:val="26"/>
-        </w:rPr>
-        <w:t>PHẠM PHÚ KHÁNH</w:t>
-      </w:r>
-      <w:r>
-        <w:rPr>
-          <w:rFonts w:ascii="Times New Roman" w:hAnsi="Times New Roman"/>
-          <w:sz w:val="26"/>
-          <w:szCs w:val="26"/>
-        </w:rPr>
-        <w:t xml:space="preserve"> (Bên bán) giữ 01 (một) bản, </w:t>
+          <w:rFonts w:ascii="Times New Roman" w:hAnsi="Times New Roman"/>
+          <w:sz w:val="26"/>
+          <w:szCs w:val="26"/>
+        </w:rPr>
+        <w:t xml:space="preserve">NGUYỄN VĂN VỊNH </w:t>
+      </w:r>
+      <w:bookmarkStart w:id="0" w:name="_GoBack"/>
+      <w:bookmarkEnd w:id="0"/>
+      <w:r>
+        <w:rPr>
+          <w:rFonts w:ascii="Times New Roman" w:hAnsi="Times New Roman"/>
+          <w:sz w:val="26"/>
+          <w:szCs w:val="26"/>
+        </w:rPr>
+        <w:t xml:space="preserve">(Bên bán) giữ 01 (một) bản, </w:t>
       </w:r>
       <w:r>
         <w:rPr>
@@ -1867,7 +1818,7 @@
           <w:sz w:val="26"/>
           <w:szCs w:val="26"/>
         </w:rPr>
-        <w:t>PHẠM THANH SƠN</w:t>
+        <w:t>LÊ THỊ BÍCH TIỀN</w:t>
       </w:r>
       <w:r>
         <w:rPr>
@@ -2035,7 +1986,7 @@
                 <w:sz w:val="26"/>
                 <w:szCs w:val="26"/>
               </w:rPr>
-              <w:t>3.000.000.000</w:t>
+              <w:t>28.800.000.000</w:t>
             </w:r>
             <w:r>
               <w:rPr>
@@ -2174,31 +2125,29 @@
                 <w:szCs w:val="26"/>
                 <w:lang w:val="sv-SE"/>
               </w:rPr>
-              <w:t>Họ tên:</w:t>
+              <w:t>Họ tên</w:t>
             </w:r>
             <w:r>
               <w:rPr>
                 <w:rFonts w:ascii="Times New Roman" w:eastAsia="Times New Roman" w:hAnsi="Times New Roman"/>
                 <w:b/>
-                <w:bCs/>
-                <w:color w:val="000000" w:themeColor="text1"/>
-                <w:sz w:val="26"/>
-                <w:szCs w:val="26"/>
-                <w:lang w:val="sv-SE"/>
-              </w:rPr>
-              <w:t xml:space="preserve"> </w:t>
+                <w:color w:val="000000" w:themeColor="text1"/>
+                <w:sz w:val="26"/>
+                <w:szCs w:val="26"/>
+                <w:lang w:val="sv-SE"/>
+              </w:rPr>
+              <w:t xml:space="preserve">: </w:t>
             </w:r>
             <w:r>
               <w:rPr>
                 <w:rFonts w:ascii="Times New Roman" w:eastAsia="Times New Roman" w:hAnsi="Times New Roman"/>
                 <w:b/>
-                <w:bCs/>
-                <w:color w:val="000000" w:themeColor="text1"/>
-                <w:sz w:val="26"/>
-                <w:szCs w:val="26"/>
-                <w:lang w:val="sv-SE"/>
-              </w:rPr>
-              <w:t>PHẠM PHÚ KHÁNH</w:t>
+                <w:color w:val="000000" w:themeColor="text1"/>
+                <w:sz w:val="26"/>
+                <w:szCs w:val="26"/>
+                <w:lang w:val="sv-SE"/>
+              </w:rPr>
+              <w:t>NGUYỄN VĂN VỊNH</w:t>
             </w:r>
           </w:p>
           <w:p>
@@ -2476,7 +2425,7 @@
                 <w:szCs w:val="26"/>
                 <w:lang w:val="sv-SE"/>
               </w:rPr>
-              <w:t>PHẠM THANH SƠN</w:t>
+              <w:t>LÊ THỊ BÍCH TIỀN</w:t>
             </w:r>
           </w:p>
         </w:tc>
@@ -2553,7 +2502,7 @@
                 <w:szCs w:val="26"/>
                 <w:lang w:val="sv-SE"/>
               </w:rPr>
-              <w:t>2</w:t>
+              <w:t>16</w:t>
             </w:r>
             <w:r>
               <w:rPr>
@@ -2781,10 +2730,8 @@
                 <w:szCs w:val="26"/>
                 <w:lang w:val="sv-SE"/>
               </w:rPr>
-              <w:t>NGUYỄN THU HUYỀN</w:t>
-            </w:r>
-            <w:bookmarkStart w:id="0" w:name="_GoBack"/>
-            <w:bookmarkEnd w:id="0"/>
+              <w:t>NGUYỄN VĂN VỊNH</w:t>
+            </w:r>
           </w:p>
           <w:p>
             <w:pPr>
@@ -2817,18 +2764,7 @@
                 <w:sz w:val="26"/>
                 <w:szCs w:val="26"/>
               </w:rPr>
-              <w:t>Giám</w:t>
-            </w:r>
-            <w:r>
-              <w:rPr>
-                <w:rFonts w:ascii="Times New Roman" w:eastAsia="Times New Roman" w:hAnsi="Times New Roman"/>
-                <w:b/>
-                <w:bCs/>
-                <w:color w:val="000000" w:themeColor="text1"/>
-                <w:sz w:val="26"/>
-                <w:szCs w:val="26"/>
-              </w:rPr>
-              <w:t xml:space="preserve"> đốc</w:t>
+              <w:t>Chủ tịch công ty kiêm giám đốc</w:t>
             </w:r>
           </w:p>
         </w:tc>
@@ -3904,7 +3840,7 @@
 </file>
 
 <file path=customXml/itemProps1.xml><?xml version="1.0" encoding="utf-8"?>
-<ds:datastoreItem xmlns:ds="http://schemas.openxmlformats.org/officeDocument/2006/customXml" ds:itemID="{582BDA58-7C61-4F01-A267-E4A0A1827D42}">
+<ds:datastoreItem xmlns:ds="http://schemas.openxmlformats.org/officeDocument/2006/customXml" ds:itemID="{A77A3E7B-BB24-4E4E-B6E4-A1E0BEB79426}">
   <ds:schemaRefs>
     <ds:schemaRef ds:uri="http://schemas.openxmlformats.org/officeDocument/2006/bibliography"/>
   </ds:schemaRefs>

--- a/CÔNG TY TNHH SẢN XUẤT LI XING/ThayDoiCSH_DDPL/HoSo1_Hop dong chuyen nhuong.docx
+++ b/CÔNG TY TNHH SẢN XUẤT LI XING/ThayDoiCSH_DDPL/HoSo1_Hop dong chuyen nhuong.docx
@@ -471,7 +471,7 @@
           <w:sz w:val="28"/>
           <w:szCs w:val="28"/>
         </w:rPr>
-        <w:t>074200006764</w:t>
+        <w:t>034085021946</w:t>
       </w:r>
       <w:r>
         <w:rPr>
@@ -1060,7 +1060,23 @@
           <w:sz w:val="26"/>
           <w:szCs w:val="26"/>
         </w:rPr>
-        <w:t xml:space="preserve">0% vốn điều lệ công </w:t>
+        <w:t xml:space="preserve">0% vốn điều lệ công ty theo Giấy chứng nhận đăng ký doanh nghiệp số </w:t>
+      </w:r>
+      <w:r>
+        <w:rPr>
+          <w:rFonts w:ascii="Times New Roman" w:hAnsi="Times New Roman"/>
+          <w:sz w:val="26"/>
+          <w:szCs w:val="26"/>
+        </w:rPr>
+        <w:t xml:space="preserve">3702935793 </w:t>
+      </w:r>
+      <w:r>
+        <w:rPr>
+          <w:rFonts w:ascii="Times New Roman" w:hAnsi="Times New Roman"/>
+          <w:sz w:val="26"/>
+          <w:szCs w:val="26"/>
+        </w:rPr>
+        <w:t xml:space="preserve">do Phòng Đăng ký kinh </w:t>
       </w:r>
       <w:r>
         <w:rPr>
@@ -1069,23 +1085,7 @@
           <w:szCs w:val="26"/>
         </w:rPr>
         <w:lastRenderedPageBreak/>
-        <w:t xml:space="preserve">ty theo Giấy chứng nhận đăng ký doanh nghiệp số </w:t>
-      </w:r>
-      <w:r>
-        <w:rPr>
-          <w:rFonts w:ascii="Times New Roman" w:hAnsi="Times New Roman"/>
-          <w:sz w:val="26"/>
-          <w:szCs w:val="26"/>
-        </w:rPr>
-        <w:t xml:space="preserve">3702935793 </w:t>
-      </w:r>
-      <w:r>
-        <w:rPr>
-          <w:rFonts w:ascii="Times New Roman" w:hAnsi="Times New Roman"/>
-          <w:sz w:val="26"/>
-          <w:szCs w:val="26"/>
-        </w:rPr>
-        <w:t>do Phòng Đăng ký kinh doanh</w:t>
+        <w:t>doanh</w:t>
       </w:r>
       <w:r>
         <w:rPr>
@@ -1101,8 +1101,10 @@
           <w:sz w:val="26"/>
           <w:szCs w:val="26"/>
         </w:rPr>
-        <w:t>Tài chính Thành phố Hồ Chí Minh</w:t>
-      </w:r>
+        <w:t>Kế Hoạch Và Đầu Tư Tỉnh Bình Dương</w:t>
+      </w:r>
+      <w:bookmarkStart w:id="0" w:name="_GoBack"/>
+      <w:bookmarkEnd w:id="0"/>
       <w:r>
         <w:rPr>
           <w:rFonts w:ascii="Times New Roman" w:hAnsi="Times New Roman"/>
@@ -1794,8 +1796,6 @@
         </w:rPr>
         <w:t xml:space="preserve">NGUYỄN VĂN VỊNH </w:t>
       </w:r>
-      <w:bookmarkStart w:id="0" w:name="_GoBack"/>
-      <w:bookmarkEnd w:id="0"/>
       <w:r>
         <w:rPr>
           <w:rFonts w:ascii="Times New Roman" w:hAnsi="Times New Roman"/>
@@ -3840,7 +3840,7 @@
 </file>
 
 <file path=customXml/itemProps1.xml><?xml version="1.0" encoding="utf-8"?>
-<ds:datastoreItem xmlns:ds="http://schemas.openxmlformats.org/officeDocument/2006/customXml" ds:itemID="{A77A3E7B-BB24-4E4E-B6E4-A1E0BEB79426}">
+<ds:datastoreItem xmlns:ds="http://schemas.openxmlformats.org/officeDocument/2006/customXml" ds:itemID="{89155469-6A06-43CC-B810-4A80B4070F1C}">
   <ds:schemaRefs>
     <ds:schemaRef ds:uri="http://schemas.openxmlformats.org/officeDocument/2006/bibliography"/>
   </ds:schemaRefs>
